--- a/public/documents/templates/cas/performance-appraisal-template.docx
+++ b/public/documents/templates/cas/performance-appraisal-template.docx
@@ -160,7 +160,7 @@
                 <w:rFonts w:ascii="Arial" w:hAnsi="Arial" w:cs="Arial"/>
                 <w:color w:val="FF0000"/>
               </w:rPr>
-              <w:t>${year_level_word} Year</w:t>
+              <w:t>${year_level_ordinal} Year</w:t>
             </w:r>
             <w:r>
               <w:rPr>
@@ -3106,7 +3106,7 @@
                 <w:rFonts w:ascii="Arial" w:hAnsi="Arial" w:cs="Arial"/>
                 <w:color w:val="FF0000"/>
               </w:rPr>
-              <w:t xml:space="preserve">${course_name} – ${year_level_word} Year</w:t>
+              <w:t xml:space="preserve">${course_name} – ${year_level_ordinal} Year</w:t>
             </w:r>
             <w:r>
               <w:rPr>

--- a/public/documents/templates/cas/performance-appraisal-template.docx
+++ b/public/documents/templates/cas/performance-appraisal-template.docx
@@ -97,14 +97,7 @@
               <w:rPr>
                 <w:rFonts w:ascii="Arial" w:hAnsi="Arial" w:cs="Arial"/>
               </w:rPr>
-              <w:t xml:space="preserve">: </w:t>
-            </w:r>
-            <w:r>
-              <w:rPr>
-                <w:rFonts w:ascii="Arial" w:hAnsi="Arial" w:cs="Arial"/>
-                <w:color w:val="FF0000"/>
-              </w:rPr>
-              <w:t>${intern_name_formal}</w:t>
+              <w:t>: ${intern_name_formal}</w:t>
             </w:r>
             <w:r>
               <w:rPr>
@@ -122,7 +115,19 @@
               <w:rPr>
                 <w:rFonts w:ascii="Arial" w:hAnsi="Arial" w:cs="Arial"/>
               </w:rPr>
-              <w:t>:</w:t>
+              <w:t>: ${course_name}</w:t>
+            </w:r>
+            <w:r>
+              <w:rPr>
+                <w:rFonts w:ascii="Arial" w:hAnsi="Arial" w:cs="Arial"/>
+              </w:rPr>
+              <w:br/>
+            </w:r>
+            <w:r>
+              <w:rPr>
+                <w:rFonts w:ascii="Arial" w:hAnsi="Arial" w:cs="Arial"/>
+              </w:rPr>
+              <w:t>Year Level:</w:t>
             </w:r>
             <w:r>
               <w:rPr>
@@ -133,56 +138,8 @@
             <w:r>
               <w:rPr>
                 <w:rFonts w:ascii="Arial" w:hAnsi="Arial" w:cs="Arial"/>
-                <w:color w:val="FF0000"/>
-              </w:rPr>
-              <w:t>${course_name}</w:t>
-            </w:r>
-            <w:r>
-              <w:rPr>
-                <w:rFonts w:ascii="Arial" w:hAnsi="Arial" w:cs="Arial"/>
-              </w:rPr>
-              <w:br/>
-            </w:r>
-            <w:r>
-              <w:rPr>
-                <w:rFonts w:ascii="Arial" w:hAnsi="Arial" w:cs="Arial"/>
-              </w:rPr>
-              <w:t>Year Level:</w:t>
-            </w:r>
-            <w:r>
-              <w:rPr>
-                <w:rFonts w:ascii="Arial" w:hAnsi="Arial" w:cs="Arial"/>
-              </w:rPr>
-              <w:t xml:space="preserve"> </w:t>
-            </w:r>
-            <w:r>
-              <w:rPr>
-                <w:rFonts w:ascii="Arial" w:hAnsi="Arial" w:cs="Arial"/>
-                <w:color w:val="FF0000"/>
               </w:rPr>
               <w:t>${year_level_ordinal} Year</w:t>
-            </w:r>
-            <w:r>
-              <w:rPr>
-                <w:rFonts w:ascii="Arial" w:hAnsi="Arial" w:cs="Arial"/>
-                <w:color w:val="FF0000"/>
-                <w:vertAlign w:val="superscript"/>
-              </w:rPr>
-              <w:t/>
-            </w:r>
-            <w:r>
-              <w:rPr>
-                <w:rFonts w:ascii="Arial" w:hAnsi="Arial" w:cs="Arial"/>
-                <w:color w:val="FF0000"/>
-              </w:rPr>
-              <w:t xml:space="preserve"/>
-            </w:r>
-            <w:r>
-              <w:rPr>
-                <w:rFonts w:ascii="Arial" w:hAnsi="Arial" w:cs="Arial"/>
-                <w:color w:val="FF0000"/>
-              </w:rPr>
-              <w:t/>
             </w:r>
           </w:p>
         </w:tc>
@@ -213,37 +170,8 @@
             <w:r>
               <w:rPr>
                 <w:rFonts w:ascii="Arial" w:hAnsi="Arial" w:cs="Arial"/>
-                <w:color w:val="FF0000"/>
-              </w:rPr>
-              <w:t xml:space="preserve">${company_name}</w:t>
-            </w:r>
-            <w:r>
-              <w:rPr>
-                <w:rFonts w:ascii="Arial" w:hAnsi="Arial" w:cs="Arial"/>
-                <w:color w:val="FF0000"/>
-              </w:rPr>
-              <w:t/>
-            </w:r>
-            <w:r>
-              <w:rPr>
-                <w:rFonts w:ascii="Arial" w:hAnsi="Arial" w:cs="Arial"/>
-                <w:color w:val="FF0000"/>
-              </w:rPr>
-              <w:t xml:space="preserve"/>
-            </w:r>
-            <w:r>
-              <w:rPr>
-                <w:rFonts w:ascii="Arial" w:hAnsi="Arial" w:cs="Arial"/>
-                <w:color w:val="FF0000"/>
-              </w:rPr>
-              <w:t/>
-            </w:r>
-            <w:r>
-              <w:rPr>
-                <w:rFonts w:ascii="Arial" w:hAnsi="Arial" w:cs="Arial"/>
-                <w:color w:val="FF0000"/>
-              </w:rPr>
-              <w:t/>
+              </w:rPr>
+              <w:t>${company_name}</w:t>
             </w:r>
           </w:p>
         </w:tc>
@@ -281,39 +209,9 @@
             <w:r>
               <w:rPr>
                 <w:rFonts w:ascii="Arial" w:hAnsi="Arial" w:cs="Arial"/>
-                <w:color w:val="FF0000"/>
               </w:rPr>
               <w:t>${internship_term}</w:t>
             </w:r>
-            <w:r>
-              <w:rPr>
-                <w:rFonts w:ascii="Arial" w:hAnsi="Arial" w:cs="Arial"/>
-                <w:color w:val="FF0000"/>
-                <w:vertAlign w:val="superscript"/>
-              </w:rPr>
-              <w:t/>
-            </w:r>
-            <w:r>
-              <w:rPr>
-                <w:rFonts w:ascii="Arial" w:hAnsi="Arial" w:cs="Arial"/>
-                <w:color w:val="FF0000"/>
-              </w:rPr>
-              <w:t xml:space="preserve"/>
-            </w:r>
-            <w:r>
-              <w:rPr>
-                <w:rFonts w:ascii="Arial" w:hAnsi="Arial" w:cs="Arial"/>
-                <w:color w:val="FF0000"/>
-              </w:rPr>
-              <w:t xml:space="preserve"/>
-            </w:r>
-            <w:r>
-              <w:rPr>
-                <w:rFonts w:ascii="Arial" w:hAnsi="Arial" w:cs="Arial"/>
-                <w:color w:val="FF0000"/>
-              </w:rPr>
-              <w:t/>
-            </w:r>
           </w:p>
           <w:p>
             <w:pPr>
@@ -336,23 +234,8 @@
             <w:r>
               <w:rPr>
                 <w:rFonts w:ascii="Arial" w:hAnsi="Arial" w:cs="Arial"/>
-                <w:color w:val="FF0000"/>
               </w:rPr>
               <w:t>${target_hours} Hours</w:t>
-            </w:r>
-            <w:r>
-              <w:rPr>
-                <w:rFonts w:ascii="Arial" w:hAnsi="Arial" w:cs="Arial"/>
-                <w:color w:val="FF0000"/>
-              </w:rPr>
-              <w:t/>
-            </w:r>
-            <w:r>
-              <w:rPr>
-                <w:rFonts w:ascii="Arial" w:hAnsi="Arial" w:cs="Arial"/>
-                <w:color w:val="FF0000"/>
-              </w:rPr>
-              <w:t xml:space="preserve"/>
             </w:r>
           </w:p>
         </w:tc>
@@ -381,21 +264,25 @@
                 <w:rFonts w:ascii="Arial" w:hAnsi="Arial" w:cs="Arial"/>
               </w:rPr>
             </w:pPr>
+            <w:r>
+              <w:rPr>
+                <w:rFonts w:ascii="Arial" w:hAnsi="Arial" w:cs="Arial"/>
+              </w:rPr>
+              <w:t>${</w:t>
+            </w:r>
             <w:proofErr w:type="spellStart"/>
             <w:r>
               <w:rPr>
                 <w:rFonts w:ascii="Arial" w:hAnsi="Arial" w:cs="Arial"/>
-                <w:color w:val="FF0000"/>
-              </w:rPr>
-              <w:t>${company_address}</w:t>
+              </w:rPr>
+              <w:t>company_address</w:t>
             </w:r>
             <w:proofErr w:type="spellEnd"/>
             <w:r>
               <w:rPr>
                 <w:rFonts w:ascii="Arial" w:hAnsi="Arial" w:cs="Arial"/>
-                <w:color w:val="FF0000"/>
-              </w:rPr>
-              <w:t xml:space="preserve"/>
+              </w:rPr>
+              <w:t>}</w:t>
             </w:r>
           </w:p>
         </w:tc>
@@ -2884,14 +2771,12 @@
               <w:jc w:val="center"/>
               <w:rPr>
                 <w:rFonts w:ascii="Arial" w:hAnsi="Arial" w:cs="Arial"/>
-                <w:color w:val="FF0000"/>
                 <w:u w:val="single"/>
               </w:rPr>
             </w:pPr>
             <w:r>
               <w:rPr>
                 <w:rFonts w:ascii="Arial" w:hAnsi="Arial" w:cs="Arial"/>
-                <w:color w:val="FF0000"/>
                 <w:u w:val="single"/>
               </w:rPr>
               <w:t>${supervisor_name}</w:t>
@@ -3106,50 +2991,7 @@
                 <w:rFonts w:ascii="Arial" w:hAnsi="Arial" w:cs="Arial"/>
                 <w:color w:val="FF0000"/>
               </w:rPr>
-              <w:t xml:space="preserve">${course_name} – ${year_level_ordinal} Year</w:t>
-            </w:r>
-            <w:r>
-              <w:rPr>
-                <w:rFonts w:ascii="Arial" w:hAnsi="Arial" w:cs="Arial"/>
-                <w:color w:val="FF0000"/>
-              </w:rPr>
-              <w:t/>
-            </w:r>
-            <w:r>
-              <w:rPr>
-                <w:rFonts w:ascii="Arial" w:hAnsi="Arial" w:cs="Arial"/>
-                <w:color w:val="FF0000"/>
-              </w:rPr>
-              <w:t xml:space="preserve"/>
-            </w:r>
-            <w:r>
-              <w:rPr>
-                <w:rFonts w:ascii="Arial" w:hAnsi="Arial" w:cs="Arial"/>
-                <w:color w:val="FF0000"/>
-              </w:rPr>
-              <w:t/>
-            </w:r>
-            <w:r>
-              <w:rPr>
-                <w:rFonts w:ascii="Arial" w:hAnsi="Arial" w:cs="Arial"/>
-                <w:color w:val="FF0000"/>
-                <w:vertAlign w:val="superscript"/>
-              </w:rPr>
-              <w:t/>
-            </w:r>
-            <w:r>
-              <w:rPr>
-                <w:rFonts w:ascii="Arial" w:hAnsi="Arial" w:cs="Arial"/>
-                <w:color w:val="FF0000"/>
-              </w:rPr>
-              <w:t xml:space="preserve"/>
-            </w:r>
-            <w:r>
-              <w:rPr>
-                <w:rFonts w:ascii="Arial" w:hAnsi="Arial" w:cs="Arial"/>
-                <w:color w:val="FF0000"/>
-              </w:rPr>
-              <w:t/>
+              <w:t>${course_name} – ${year_level_ordinal} Year</w:t>
             </w:r>
           </w:p>
         </w:tc>
@@ -3182,37 +3024,7 @@
                 <w:rFonts w:ascii="Arial" w:hAnsi="Arial" w:cs="Arial"/>
                 <w:color w:val="FF0000"/>
               </w:rPr>
-              <w:t xml:space="preserve">${company_name}</w:t>
-            </w:r>
-            <w:r>
-              <w:rPr>
-                <w:rFonts w:ascii="Arial" w:hAnsi="Arial" w:cs="Arial"/>
-                <w:color w:val="FF0000"/>
-              </w:rPr>
-              <w:t/>
-            </w:r>
-            <w:r>
-              <w:rPr>
-                <w:rFonts w:ascii="Arial" w:hAnsi="Arial" w:cs="Arial"/>
-                <w:color w:val="FF0000"/>
-              </w:rPr>
-              <w:t xml:space="preserve"/>
-            </w:r>
-            <w:proofErr w:type="spellStart"/>
-            <w:r>
-              <w:rPr>
-                <w:rFonts w:ascii="Arial" w:hAnsi="Arial" w:cs="Arial"/>
-                <w:color w:val="FF0000"/>
-              </w:rPr>
-              <w:t/>
-            </w:r>
-            <w:proofErr w:type="spellEnd"/>
-            <w:r>
-              <w:rPr>
-                <w:rFonts w:ascii="Arial" w:hAnsi="Arial" w:cs="Arial"/>
-                <w:color w:val="FF0000"/>
-              </w:rPr>
-              <w:t/>
+              <w:t>${company_name}</w:t>
             </w:r>
           </w:p>
           <w:p>
@@ -3260,28 +3072,6 @@
               </w:rPr>
               <w:t>${internship_term}</w:t>
             </w:r>
-            <w:r>
-              <w:rPr>
-                <w:rFonts w:ascii="Arial" w:hAnsi="Arial" w:cs="Arial"/>
-                <w:color w:val="FF0000"/>
-                <w:vertAlign w:val="superscript"/>
-              </w:rPr>
-              <w:t/>
-            </w:r>
-            <w:r>
-              <w:rPr>
-                <w:rFonts w:ascii="Arial" w:hAnsi="Arial" w:cs="Arial"/>
-                <w:color w:val="FF0000"/>
-              </w:rPr>
-              <w:t xml:space="preserve"/>
-            </w:r>
-            <w:r>
-              <w:rPr>
-                <w:rFonts w:ascii="Arial" w:hAnsi="Arial" w:cs="Arial"/>
-                <w:color w:val="FF0000"/>
-              </w:rPr>
-              <w:t xml:space="preserve"/>
-            </w:r>
           </w:p>
         </w:tc>
         <w:tc>
@@ -3294,37 +3084,6 @@
                 <w:rFonts w:ascii="Arial" w:hAnsi="Arial" w:cs="Arial"/>
               </w:rPr>
             </w:pPr>
-            <w:r>
-              <w:rPr>
-                <w:rFonts w:ascii="Arial" w:hAnsi="Arial" w:cs="Arial"/>
-              </w:rPr>
-              <w:t/>
-            </w:r>
-            <w:r>
-              <w:rPr>
-                <w:rFonts w:ascii="Arial" w:hAnsi="Arial" w:cs="Arial"/>
-              </w:rPr>
-              <w:t/>
-            </w:r>
-            <w:r>
-              <w:rPr>
-                <w:rFonts w:ascii="Arial" w:hAnsi="Arial" w:cs="Arial"/>
-              </w:rPr>
-              <w:t/>
-            </w:r>
-            <w:r>
-              <w:rPr>
-                <w:rFonts w:ascii="Arial" w:hAnsi="Arial" w:cs="Arial"/>
-              </w:rPr>
-              <w:t xml:space="preserve"/>
-            </w:r>
-            <w:r>
-              <w:rPr>
-                <w:rFonts w:ascii="Arial" w:hAnsi="Arial" w:cs="Arial"/>
-                <w:color w:val="FF0000"/>
-              </w:rPr>
-              <w:t/>
-            </w:r>
           </w:p>
         </w:tc>
       </w:tr>
@@ -3900,7 +3659,7 @@
                     </wp:anchor>
                   </w:drawing>
                 </mc:Choice>
-                <mc:Fallback xmlns:w16sdtfl="http://schemas.microsoft.com/office/word/2024/wordml/sdtformatlock">
+                <mc:Fallback>
                   <w:pict>
                     <v:shapetype w14:anchorId="3E0F1CBF" id="_x0000_t202" coordsize="21600,21600" o:spt="202" path="m,l,21600r21600,l21600,xe">
                       <v:stroke joinstyle="miter"/>
@@ -4309,7 +4068,7 @@
                     </wp:anchor>
                   </w:drawing>
                 </mc:Choice>
-                <mc:Fallback xmlns:w16sdtfl="http://schemas.microsoft.com/office/word/2024/wordml/sdtformatlock">
+                <mc:Fallback>
                   <w:pict>
                     <v:shape w14:anchorId="647D8C92" id="_x0000_s1027" type="#_x0000_t202" style="position:absolute;margin-left:174.35pt;margin-top:1.7pt;width:72.55pt;height:170.25pt;z-index:251662336;visibility:visible;mso-wrap-style:square;mso-width-percent:0;mso-height-percent:0;mso-wrap-distance-left:9pt;mso-wrap-distance-top:0;mso-wrap-distance-right:9pt;mso-wrap-distance-bottom:0;mso-position-horizontal:absolute;mso-position-horizontal-relative:text;mso-position-vertical:absolute;mso-position-vertical-relative:text;mso-width-percent:0;mso-height-percent:0;mso-width-relative:margin;mso-height-relative:margin;v-text-anchor:top" o:gfxdata="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" filled="f" stroked="f" strokeweight=".5pt">
                       <v:textbox>
@@ -4724,7 +4483,7 @@
                     </wp:anchor>
                   </w:drawing>
                 </mc:Choice>
-                <mc:Fallback xmlns:w16sdtfl="http://schemas.microsoft.com/office/word/2024/wordml/sdtformatlock">
+                <mc:Fallback>
                   <w:pict>
                     <v:shape w14:anchorId="2CDD9ECE" id="_x0000_s1028" type="#_x0000_t202" style="position:absolute;margin-left:241.95pt;margin-top:1.65pt;width:77.65pt;height:170.25pt;z-index:251664384;visibility:visible;mso-wrap-style:square;mso-width-percent:0;mso-height-percent:0;mso-wrap-distance-left:9pt;mso-wrap-distance-top:0;mso-wrap-distance-right:9pt;mso-wrap-distance-bottom:0;mso-position-horizontal:absolute;mso-position-horizontal-relative:text;mso-position-vertical:absolute;mso-position-vertical-relative:text;mso-width-percent:0;mso-height-percent:0;mso-width-relative:margin;mso-height-relative:margin;v-text-anchor:top" o:gfxdata="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" filled="f" stroked="f" strokeweight=".5pt">
                       <v:textbox>
@@ -5031,7 +4790,7 @@
                     </wp:anchor>
                   </w:drawing>
                 </mc:Choice>
-                <mc:Fallback xmlns:w16sdtfl="http://schemas.microsoft.com/office/word/2024/wordml/sdtformatlock">
+                <mc:Fallback>
                   <w:pict>
                     <v:shape w14:anchorId="2CBB55AA" id="Text Box 8" o:spid="_x0000_s1029" type="#_x0000_t202" style="position:absolute;margin-left:333.05pt;margin-top:1.7pt;width:109.65pt;height:50.2pt;z-index:251666432;visibility:visible;mso-wrap-style:square;mso-width-percent:0;mso-height-percent:0;mso-wrap-distance-left:9pt;mso-wrap-distance-top:0;mso-wrap-distance-right:9pt;mso-wrap-distance-bottom:0;mso-position-horizontal:absolute;mso-position-horizontal-relative:text;mso-position-vertical:absolute;mso-position-vertical-relative:text;mso-width-percent:0;mso-height-percent:0;mso-width-relative:margin;mso-height-relative:margin;v-text-anchor:top" o:gfxdata="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" fillcolor="white [3201]" stroked="f" strokeweight=".5pt">
                       <v:textbox>
@@ -5073,6 +4832,7 @@
                                 <w:rFonts w:ascii="Arial" w:hAnsi="Arial" w:cs="Arial"/>
                               </w:rPr>
                             </w:pPr>
+                            <w:proofErr w:type="gramStart"/>
                             <w:r>
                               <w:rPr>
                                 <w:rFonts w:ascii="Arial" w:hAnsi="Arial" w:cs="Arial"/>
@@ -5095,6 +4855,7 @@
                               </w:rPr>
                               <w:t>Dropped</w:t>
                             </w:r>
+                            <w:proofErr w:type="gramEnd"/>
                           </w:p>
                         </w:txbxContent>
                       </v:textbox>
@@ -5334,7 +5095,7 @@
                     </wp:anchor>
                   </w:drawing>
                 </mc:Choice>
-                <mc:Fallback xmlns:w16sdtfl="http://schemas.microsoft.com/office/word/2024/wordml/sdtformatlock">
+                <mc:Fallback>
                   <w:pict>
                     <v:shape w14:anchorId="7F1EEFED" id="_x0000_s1030" type="#_x0000_t202" style="position:absolute;margin-left:16.15pt;margin-top:1.1pt;width:72.55pt;height:178.9pt;z-index:251658240;visibility:visible;mso-wrap-style:square;mso-width-percent:0;mso-height-percent:0;mso-wrap-distance-left:9pt;mso-wrap-distance-top:0;mso-wrap-distance-right:9pt;mso-wrap-distance-bottom:0;mso-position-horizontal:absolute;mso-position-horizontal-relative:text;mso-position-vertical:absolute;mso-position-vertical-relative:text;mso-width-percent:0;mso-height-percent:0;mso-width-relative:margin;mso-height-relative:margin;v-text-anchor:top" o:gfxdata="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" filled="f" stroked="f" strokeweight=".5pt">
                       <v:textbox>
